--- a/Proyecto_Final/script_narracion_equipo18.docx
+++ b/Proyecto_Final/script_narracion_equipo18.docx
@@ -82,12 +82,44 @@
       <w:r>
         <w:rPr>
           <w:rFonts w:ascii="Arial" w:hAnsi="Arial"/>
+          <w:b/>
+          <w:i w:val="0"/>
+          <w:color w:val="555555"/>
+          <w:sz w:val="22"/>
+        </w:rPr>
+        <w:t>PANTALLA — qué compartir en Zoom:</w:t>
+      </w:r>
+    </w:p>
+    <w:p>
+      <w:pPr>
+        <w:spacing w:after="120"/>
+        <w:ind w:left="360"/>
+      </w:pPr>
+      <w:r>
+        <w:rPr>
+          <w:rFonts w:ascii="Arial" w:hAnsi="Arial"/>
           <w:b w:val="0"/>
           <w:i/>
           <w:color w:val="555555"/>
           <w:sz w:val="20"/>
         </w:rPr>
-        <w:t>En pantalla: webcam (presentación) y luego dataset_distribution.png</w:t>
+        <w:t>0:00 a 0:30: webcam personal del integrante (introducción del equipo).</w:t>
+      </w:r>
+    </w:p>
+    <w:p>
+      <w:pPr>
+        <w:spacing w:after="120"/>
+        <w:ind w:left="360"/>
+      </w:pPr>
+      <w:r>
+        <w:rPr>
+          <w:rFonts w:ascii="Arial" w:hAnsi="Arial"/>
+          <w:b w:val="0"/>
+          <w:i/>
+          <w:color w:val="555555"/>
+          <w:sz w:val="20"/>
+        </w:rPr>
+        <w:t>0:30 a 1:30: abrir y mostrar el archivo ~/ITESM/navegacion_autonoma/Proyecto_Final/notebooks/artifacts_full_dataset/dataset_distribution.png; mencionar simultáneamente el total de 65,303 frames y la distribución de comandos.</w:t>
       </w:r>
     </w:p>
     <w:p>
@@ -229,12 +261,60 @@
       <w:r>
         <w:rPr>
           <w:rFonts w:ascii="Arial" w:hAnsi="Arial"/>
+          <w:b/>
+          <w:i w:val="0"/>
+          <w:color w:val="555555"/>
+          <w:sz w:val="22"/>
+        </w:rPr>
+        <w:t>PANTALLA:</w:t>
+      </w:r>
+    </w:p>
+    <w:p>
+      <w:pPr>
+        <w:spacing w:after="120"/>
+        <w:ind w:left="360"/>
+      </w:pPr>
+      <w:r>
+        <w:rPr>
+          <w:rFonts w:ascii="Arial" w:hAnsi="Arial"/>
           <w:b w:val="0"/>
           <w:i/>
           <w:color w:val="555555"/>
           <w:sz w:val="20"/>
         </w:rPr>
-        <w:t>En pantalla: cil_training_loss.png y la arquitectura (o captura del notebook, Celda 5)</w:t>
+        <w:t>1:30 a 1:45: webcam de David presentándose.</w:t>
+      </w:r>
+    </w:p>
+    <w:p>
+      <w:pPr>
+        <w:spacing w:after="120"/>
+        <w:ind w:left="360"/>
+      </w:pPr>
+      <w:r>
+        <w:rPr>
+          <w:rFonts w:ascii="Arial" w:hAnsi="Arial"/>
+          <w:b w:val="0"/>
+          <w:i/>
+          <w:color w:val="555555"/>
+          <w:sz w:val="20"/>
+        </w:rPr>
+        <w:t>1:45 a 2:15: archivo ~/ITESM/navegacion_autonoma/Proyecto_Final/notebooks/artifacts_full_dataset/cil_training_loss.png.</w:t>
+      </w:r>
+    </w:p>
+    <w:p>
+      <w:pPr>
+        <w:spacing w:after="120"/>
+        <w:ind w:left="360"/>
+      </w:pPr>
+      <w:r>
+        <w:rPr>
+          <w:rFonts w:ascii="Arial" w:hAnsi="Arial"/>
+          <w:b w:val="0"/>
+          <w:i/>
+          <w:color w:val="555555"/>
+          <w:sz w:val="20"/>
+        </w:rPr>
+        <w:t>2:15 a 2:30: archivo cil_sanity_check.png (mismo directorio) o la Celda 5 del notebook: https://github.com/AlexisAlduncintec/navegacion_autonoma/blob/main/Proyecto_Final/notebooks/cil_training.ipynb</w:t>
       </w:r>
     </w:p>
     <w:p>
@@ -389,12 +469,44 @@
       <w:r>
         <w:rPr>
           <w:rFonts w:ascii="Arial" w:hAnsi="Arial"/>
+          <w:b/>
+          <w:i w:val="0"/>
+          <w:color w:val="555555"/>
+          <w:sz w:val="22"/>
+        </w:rPr>
+        <w:t>PANTALLA:</w:t>
+      </w:r>
+    </w:p>
+    <w:p>
+      <w:pPr>
+        <w:spacing w:after="120"/>
+        <w:ind w:left="360"/>
+      </w:pPr>
+      <w:r>
+        <w:rPr>
+          <w:rFonts w:ascii="Arial" w:hAnsi="Arial"/>
           <w:b w:val="0"/>
           <w:i/>
           <w:color w:val="555555"/>
           <w:sz w:val="20"/>
         </w:rPr>
-        <w:t>En pantalla: autonomous_cil_driver.py y el diagrama de la máquina de estados; vistas de World #2</w:t>
+        <w:t>2:30 a 2:45: webcam de Abraham.</w:t>
+      </w:r>
+    </w:p>
+    <w:p>
+      <w:pPr>
+        <w:spacing w:after="120"/>
+        <w:ind w:left="360"/>
+      </w:pPr>
+      <w:r>
+        <w:rPr>
+          <w:rFonts w:ascii="Arial" w:hAnsi="Arial"/>
+          <w:b w:val="0"/>
+          <w:i/>
+          <w:color w:val="555555"/>
+          <w:sz w:val="20"/>
+        </w:rPr>
+        <w:t>2:45 a 3:30: abrir VS Code mostrando ~/ITESM/navegacion_autonoma/Proyecto_Final/controllers/autonomous_cil_driver.py; hacer scroll a la sección 'MÁQUINA DE ESTADOS' (~líneas 50-90) y a 'decide_state' (~líneas 480-520) mientras explica la prioridad.</w:t>
       </w:r>
     </w:p>
     <w:p>
@@ -549,12 +661,76 @@
       <w:r>
         <w:rPr>
           <w:rFonts w:ascii="Arial" w:hAnsi="Arial"/>
+          <w:b/>
+          <w:i w:val="0"/>
+          <w:color w:val="555555"/>
+          <w:sz w:val="22"/>
+        </w:rPr>
+        <w:t>PANTALLA — reproducir los 3 videos en SECUENCIA:</w:t>
+      </w:r>
+    </w:p>
+    <w:p>
+      <w:pPr>
+        <w:spacing w:after="120"/>
+        <w:ind w:left="360"/>
+      </w:pPr>
+      <w:r>
+        <w:rPr>
+          <w:rFonts w:ascii="Arial" w:hAnsi="Arial"/>
           <w:b w:val="0"/>
           <w:i/>
           <w:color w:val="555555"/>
           <w:sz w:val="20"/>
         </w:rPr>
-        <w:t>En pantalla: reproducir en secuencia route_A_final.mp4, route_B_final.mp4 y route_C_final.mp4</w:t>
+        <w:t>3:30 a 3:55: reproducir ~/ITESM/navegacion_autonoma/Proyecto_Final/video_evidence/route_A_final.mp4 (24.8 s) MIENTRAS Jorge explica la evasión del autobús.</w:t>
+      </w:r>
+    </w:p>
+    <w:p>
+      <w:pPr>
+        <w:spacing w:after="120"/>
+        <w:ind w:left="360"/>
+      </w:pPr>
+      <w:r>
+        <w:rPr>
+          <w:rFonts w:ascii="Arial" w:hAnsi="Arial"/>
+          <w:b w:val="0"/>
+          <w:i/>
+          <w:color w:val="555555"/>
+          <w:sz w:val="20"/>
+        </w:rPr>
+        <w:t>3:55 a 4:20: reproducir route_B_final.mp4 (mismo directorio, 24.8 s) MIENTRAS Jorge explica el frenado por peatón.</w:t>
+      </w:r>
+    </w:p>
+    <w:p>
+      <w:pPr>
+        <w:spacing w:after="120"/>
+        <w:ind w:left="360"/>
+      </w:pPr>
+      <w:r>
+        <w:rPr>
+          <w:rFonts w:ascii="Arial" w:hAnsi="Arial"/>
+          <w:b w:val="0"/>
+          <w:i/>
+          <w:color w:val="555555"/>
+          <w:sz w:val="20"/>
+        </w:rPr>
+        <w:t>4:20 a 4:50: reproducir route_C_final.mp4 (mismo directorio, 29.8 s) MIENTRAS Jorge explica el crucero CIL híbrido y los umbrales del radar.</w:t>
+      </w:r>
+    </w:p>
+    <w:p>
+      <w:pPr>
+        <w:spacing w:after="120"/>
+        <w:ind w:left="360"/>
+      </w:pPr>
+      <w:r>
+        <w:rPr>
+          <w:rFonts w:ascii="Arial" w:hAnsi="Arial"/>
+          <w:b w:val="0"/>
+          <w:i/>
+          <w:color w:val="555555"/>
+          <w:sz w:val="20"/>
+        </w:rPr>
+        <w:t>4:50 a 5:00: Jorge concluye sobre los umbrales (4 m frenado total, 10 m reducción).</w:t>
       </w:r>
     </w:p>
     <w:p>
@@ -722,12 +898,28 @@
       <w:r>
         <w:rPr>
           <w:rFonts w:ascii="Arial" w:hAnsi="Arial"/>
+          <w:b/>
+          <w:i w:val="0"/>
+          <w:color w:val="555555"/>
+          <w:sz w:val="22"/>
+        </w:rPr>
+        <w:t>PANTALLA:</w:t>
+      </w:r>
+    </w:p>
+    <w:p>
+      <w:pPr>
+        <w:spacing w:after="120"/>
+        <w:ind w:left="360"/>
+      </w:pPr>
+      <w:r>
+        <w:rPr>
+          <w:rFonts w:ascii="Arial" w:hAnsi="Arial"/>
           <w:b w:val="0"/>
           <w:i/>
           <w:color w:val="555555"/>
           <w:sz w:val="20"/>
         </w:rPr>
-        <w:t>En pantalla: los cuatro integrantes (webcam) o logo del equipo</w:t>
+        <w:t>webcam de todos los integrantes (Zoom en modo galería, si muestra todos los rostros).</w:t>
       </w:r>
     </w:p>
     <w:p>
